--- a/Naylor_Model_v14_Report.docx
+++ b/Naylor_Model_v14_Report.docx
@@ -419,7 +419,7 @@
           <w:i w:val="0"/>
           <w:sz w:val="19"/>
         </w:rPr>
-        <w:t>Ground gained is the strongest single lever in the per-attempt model — each extra foot on a given pitch multiplies the odds of being safe by about 1.36×. But it is NOT speed-neutral: it correlates −0.49 with sprint speed, because slower runners take bigger secondary leads and break earlier. Burst removes exactly that, and correlates 0.00 with sprint speed. Section 5 draws the line being subtracted.</w:t>
+        <w:t>Ground gained is the strongest single lever in the per-attempt model — each extra foot on a given pitch multiplies the odds of being safe by about 1.36×. But it is NOT speed-neutral: it correlates -0.48 with sprint speed, because slower runners take bigger secondary leads and break earlier. Burst removes exactly that, and correlates 0.00 with sprint speed. Section 5 draws the line being subtracted.</w:t>
       </w:r>
     </w:p>
     <w:p>
@@ -595,7 +595,7 @@
               <w:rPr>
                 <w:sz w:val="17"/>
               </w:rPr>
-              <w:t>16.7 ft — the most in the pool</w:t>
+              <w:t>15.9 ft — the most in the pool</w:t>
             </w:r>
           </w:p>
         </w:tc>
@@ -612,7 +612,7 @@
               <w:rPr>
                 <w:sz w:val="17"/>
               </w:rPr>
-              <w:t>+1.6 ft</w:t>
+              <w:t>+1.3 ft</w:t>
             </w:r>
           </w:p>
         </w:tc>
@@ -685,7 +685,7 @@
               <w:rPr>
                 <w:sz w:val="17"/>
               </w:rPr>
-              <w:t>12.8 ft</w:t>
+              <w:t>12.6 ft</w:t>
             </w:r>
           </w:p>
         </w:tc>
@@ -703,7 +703,7 @@
               <w:rPr>
                 <w:sz w:val="17"/>
               </w:rPr>
-              <w:t>+2.7 ft</w:t>
+              <w:t>+2.1 ft</w:t>
             </w:r>
           </w:p>
         </w:tc>
@@ -750,7 +750,7 @@
           <w:i w:val="0"/>
           <w:sz w:val="18"/>
         </w:rPr>
-        <w:t>Naylor 2025 for reference: Steal+ +12.0 (99th percentile), ground gained 16.7 ft, Burst +1.6 ft (86th), on 30 SB / 2 CS from 24.4 ft/s.</w:t>
+        <w:t>Naylor 2025 for reference: Steal+ +12.0 (99th percentile), ground gained 15.9 ft, Burst +1.3 ft (86th), on 30 SB / 2 CS from 24.4 ft/s.</w:t>
       </w:r>
     </w:p>
     <w:p>
@@ -1156,7 +1156,7 @@
               <w:rPr>
                 <w:sz w:val="16"/>
               </w:rPr>
-              <w:t>10.4</w:t>
+              <w:t>11.0</w:t>
             </w:r>
           </w:p>
         </w:tc>
@@ -1173,7 +1173,7 @@
               <w:rPr>
                 <w:sz w:val="16"/>
               </w:rPr>
-              <w:t>-1.4</w:t>
+              <w:t>-1.0</w:t>
             </w:r>
           </w:p>
         </w:tc>
@@ -1319,7 +1319,7 @@
               <w:rPr>
                 <w:sz w:val="16"/>
               </w:rPr>
-              <w:t>10.2</w:t>
+              <w:t>10.7</w:t>
             </w:r>
           </w:p>
         </w:tc>
@@ -1337,7 +1337,7 @@
               <w:rPr>
                 <w:sz w:val="16"/>
               </w:rPr>
-              <w:t>-1.2</w:t>
+              <w:t>-0.9</w:t>
             </w:r>
           </w:p>
         </w:tc>
@@ -1475,7 +1475,7 @@
               <w:rPr>
                 <w:sz w:val="16"/>
               </w:rPr>
-              <w:t>13.1</w:t>
+              <w:t>13.3</w:t>
             </w:r>
           </w:p>
         </w:tc>
@@ -1492,7 +1492,7 @@
               <w:rPr>
                 <w:sz w:val="16"/>
               </w:rPr>
-              <w:t>+1.1</w:t>
+              <w:t>+1.2</w:t>
             </w:r>
           </w:p>
         </w:tc>
@@ -1638,7 +1638,7 @@
               <w:rPr>
                 <w:sz w:val="16"/>
               </w:rPr>
-              <w:t>16.7</w:t>
+              <w:t>15.9</w:t>
             </w:r>
           </w:p>
         </w:tc>
@@ -1656,7 +1656,7 @@
               <w:rPr>
                 <w:sz w:val="16"/>
               </w:rPr>
-              <w:t>+1.6</w:t>
+              <w:t>+1.3</w:t>
             </w:r>
           </w:p>
         </w:tc>
@@ -1794,7 +1794,7 @@
               <w:rPr>
                 <w:sz w:val="16"/>
               </w:rPr>
-              <w:t>12.8</w:t>
+              <w:t>12.6</w:t>
             </w:r>
           </w:p>
         </w:tc>
@@ -1811,7 +1811,7 @@
               <w:rPr>
                 <w:sz w:val="16"/>
               </w:rPr>
-              <w:t>+2.7</w:t>
+              <w:t>+2.1</w:t>
             </w:r>
           </w:p>
         </w:tc>
@@ -1957,7 +1957,7 @@
               <w:rPr>
                 <w:sz w:val="16"/>
               </w:rPr>
-              <w:t>14.2</w:t>
+              <w:t>14.3</w:t>
             </w:r>
           </w:p>
         </w:tc>
@@ -1975,7 +1975,7 @@
               <w:rPr>
                 <w:sz w:val="16"/>
               </w:rPr>
-              <w:t>+0.3</w:t>
+              <w:t>+0.7</w:t>
             </w:r>
           </w:p>
         </w:tc>
@@ -2113,7 +2113,7 @@
               <w:rPr>
                 <w:sz w:val="16"/>
               </w:rPr>
-              <w:t>13.6</w:t>
+              <w:t>13.7</w:t>
             </w:r>
           </w:p>
         </w:tc>
@@ -2130,7 +2130,7 @@
               <w:rPr>
                 <w:sz w:val="16"/>
               </w:rPr>
-              <w:t>+3.7</w:t>
+              <w:t>+3.3</w:t>
             </w:r>
           </w:p>
         </w:tc>
@@ -2276,7 +2276,7 @@
               <w:rPr>
                 <w:sz w:val="16"/>
               </w:rPr>
-              <w:t>11.4</w:t>
+              <w:t>11.5</w:t>
             </w:r>
           </w:p>
         </w:tc>
@@ -2432,7 +2432,7 @@
               <w:rPr>
                 <w:sz w:val="16"/>
               </w:rPr>
-              <w:t>10.9</w:t>
+              <w:t>11.3</w:t>
             </w:r>
           </w:p>
         </w:tc>
@@ -2595,7 +2595,7 @@
               <w:rPr>
                 <w:sz w:val="16"/>
               </w:rPr>
-              <w:t>10.0</w:t>
+              <w:t>10.4</w:t>
             </w:r>
           </w:p>
         </w:tc>
@@ -2613,7 +2613,7 @@
               <w:rPr>
                 <w:sz w:val="16"/>
               </w:rPr>
-              <w:t>+0.0</w:t>
+              <w:t>-0.0</w:t>
             </w:r>
           </w:p>
         </w:tc>
@@ -2768,7 +2768,7 @@
               <w:rPr>
                 <w:sz w:val="16"/>
               </w:rPr>
-              <w:t>-1.0</w:t>
+              <w:t>-0.8</w:t>
             </w:r>
           </w:p>
         </w:tc>
@@ -2914,7 +2914,7 @@
               <w:rPr>
                 <w:sz w:val="16"/>
               </w:rPr>
-              <w:t>12.8</w:t>
+              <w:t>12.7</w:t>
             </w:r>
           </w:p>
         </w:tc>
@@ -2932,7 +2932,7 @@
               <w:rPr>
                 <w:sz w:val="16"/>
               </w:rPr>
-              <w:t>+1.2</w:t>
+              <w:t>+1.0</w:t>
             </w:r>
           </w:p>
         </w:tc>
@@ -3087,7 +3087,7 @@
               <w:rPr>
                 <w:sz w:val="16"/>
               </w:rPr>
-              <w:t>+0.4</w:t>
+              <w:t>+0.3</w:t>
             </w:r>
           </w:p>
         </w:tc>
@@ -3251,7 +3251,7 @@
               <w:rPr>
                 <w:sz w:val="16"/>
               </w:rPr>
-              <w:t>+0.9</w:t>
+              <w:t>+0.7</w:t>
             </w:r>
           </w:p>
         </w:tc>
@@ -3389,7 +3389,7 @@
               <w:rPr>
                 <w:sz w:val="16"/>
               </w:rPr>
-              <w:t>11.0</w:t>
+              <w:t>11.4</w:t>
             </w:r>
           </w:p>
         </w:tc>
@@ -3406,7 +3406,7 @@
               <w:rPr>
                 <w:sz w:val="16"/>
               </w:rPr>
-              <w:t>-0.8</w:t>
+              <w:t>-0.5</w:t>
             </w:r>
           </w:p>
         </w:tc>
@@ -3625,7 +3625,7 @@
               <w:rPr>
                 <w:sz w:val="17"/>
               </w:rPr>
-              <w:t>b₁ = −0.89 ft per ft/s</w:t>
+              <w:t>b₁ = -0.72 ft per ft/s</w:t>
               <w:br/>
               <w:t>(post-2023)</w:t>
             </w:r>
@@ -3644,7 +3644,7 @@
               <w:rPr>
                 <w:sz w:val="17"/>
               </w:rPr>
-              <w:t>Every extra 1 ft/s of sprint speed comes with 0.89 FEWER feet of ground gained. A 25 ft/s runner is expected to gain 14.6 ft; a 30 ft/s runner only 10.2 ft.</w:t>
+              <w:t>Every extra 1 ft/s of sprint speed comes with 0.72 FEWER feet of ground gained. A 25 ft/s runner is expected to gain 14.2 ft; a 30 ft/s runner only 10.6 ft.</w:t>
             </w:r>
           </w:p>
         </w:tc>
@@ -3661,7 +3661,7 @@
               <w:rPr>
                 <w:sz w:val="17"/>
               </w:rPr>
-              <w:t>Because the slope is negative, raw ground gained is partly a SLOW-runner statistic. Burst is the distance a runner sits above this line, which is why Burst correlates 0.00 with speed while ground gained correlates −0.49.</w:t>
+              <w:t>Because the slope is negative, raw ground gained is partly a SLOW-runner statistic. Burst is the distance a runner sits above this line, which is why Burst correlates 0.00 with speed while ground gained correlates -0.48.</w:t>
             </w:r>
           </w:p>
         </w:tc>
@@ -4043,7 +4043,7 @@
               <w:rPr>
                 <w:sz w:val="16"/>
               </w:rPr>
-              <w:t>24.63 − 0.4569·s</w:t>
+              <w:t>23.18 − 0.4033·s</w:t>
             </w:r>
           </w:p>
         </w:tc>
@@ -4170,7 +4170,7 @@
               <w:rPr>
                 <w:sz w:val="16"/>
               </w:rPr>
-              <w:t>36.84 − 0.8893·s</w:t>
+              <w:t>32.19 − 0.7206·s</w:t>
             </w:r>
           </w:p>
         </w:tc>
@@ -4292,7 +4292,7 @@
               <w:rPr>
                 <w:sz w:val="16"/>
               </w:rPr>
-              <w:t>29.69 − 0.6363·s</w:t>
+              <w:t>26.90 − 0.5345·s</w:t>
             </w:r>
           </w:p>
         </w:tc>
@@ -4333,7 +4333,7 @@
           <w:i w:val="0"/>
           <w:sz w:val="19"/>
         </w:rPr>
-        <w:t>Pooling the eras is shown and then rejected on a measured cost, not on principle. Scoring the modern pool with the pooled fit barely moves the ranking (Spearman 0.994) — but Burst stops being speed-neutral (correlation with sprint speed 0.00 → −0.159) and modern Steal+ shifts +0.98 bases on average, up to +4.46 for one runner. That happens because 60% of the pooled rows are pre-2023, so a modern runner ends up scored against a league that never existed. PRE and POST are therefore fit separately, and the site's era dropdown switches between them rather than blending them.</w:t>
+        <w:t>Pooling the eras is shown and then rejected on a measured cost, not on principle. Scoring the modern pool with the pooled fit barely moves the ranking (Spearman 0.994) — but Burst stops being speed-neutral (correlation with sprint speed -0.00 → -0.14) and modern Steal+ shifts +0.98 bases on average, up to +4.46 for one runner. That happens because 60% of the pooled rows are pre-2023, so a modern runner ends up scored against a league that never existed. PRE and POST are therefore fit separately, and the site's era dropdown switches between them rather than blending them.</w:t>
       </w:r>
     </w:p>
     <w:p>
@@ -6441,7 +6441,7 @@
               <w:rPr>
                 <w:sz w:val="16"/>
               </w:rPr>
-              <w:t>Measured: VIF 1.08 / 1.19 / 1.24, condition number 1.61. They correlate only 0.371 at the PITCH grain (the 0.87 figure quoted elsewhere is the SEASON grain — a different pair).</w:t>
+              <w:t>Measured: VIF 1.08 / 1.19 / 1.24, condition number 1.61. They correlate only 0.371 at the PITCH grain (the 0.88 figure quoted elsewhere is the SEASON grain — a different pair).</w:t>
             </w:r>
           </w:p>
         </w:tc>
@@ -7301,7 +7301,7 @@
               <w:rPr>
                 <w:sz w:val="16"/>
               </w:rPr>
-              <w:t>+0.08</w:t>
+              <w:t>+0.10</w:t>
             </w:r>
           </w:p>
         </w:tc>
@@ -7389,7 +7389,7 @@
               <w:rPr>
                 <w:sz w:val="16"/>
               </w:rPr>
-              <w:t>+0.15</w:t>
+              <w:t>+0.16</w:t>
             </w:r>
           </w:p>
         </w:tc>
@@ -7659,7 +7659,7 @@
               <w:rPr>
                 <w:sz w:val="16"/>
               </w:rPr>
-              <w:t>+0.48</w:t>
+              <w:t>+0.46</w:t>
             </w:r>
           </w:p>
         </w:tc>

--- a/Naylor_Model_v14_Report.docx
+++ b/Naylor_Model_v14_Report.docx
@@ -217,7 +217,7 @@
               <w:rPr>
                 <w:sz w:val="17"/>
               </w:rPr>
-              <w:t>Feet the runner wins from the pitcher's FIRST MOVE until the pitch reaches the catcher. Measured before any throw and before any outcome.</w:t>
+              <w:t>Feet the runner wins from the pitcher's FIRST MOVE until the pitcher's RELEASE. Measured before any throw and before any outcome.</w:t>
             </w:r>
           </w:p>
         </w:tc>
